--- a/实验报告.docx
+++ b/实验报告.docx
@@ -97,7 +97,7 @@
         <w:rPr>
           <w:sz w:val="28"/>
         </w:rPr>
-        <w:t>开课时间：2025-2026-1</w:t>
+        <w:t>开课时间：2025-2026-2</w:t>
       </w:r>
     </w:p>
     <w:p>
